--- a/opisy_archetypow/opisy_Opiekunka.docx
+++ b/opisy_archetypow/opisy_Opiekunka.docx
@@ -362,7 +362,7 @@
         </w:numPr>
       </w:pPr>
       <w:r>
-        <w:t>Wspólnota (solidarność, „nikt nie zostaje sama”)</w:t>
+        <w:t>Wspólnota (solidarność, „nikt nie zostaje sam”)</w:t>
       </w:r>
     </w:p>
     <w:p/>
@@ -957,7 +957,7 @@
         </w:numPr>
       </w:pPr>
       <w:r>
-        <w:t>Z drugiej: polityczki wymaga granic, priorytetów i trudnych decyzji.</w:t>
+        <w:t>Z drugiej: polityka wymaga granic, priorytetów i trudnych decyzji.</w:t>
       </w:r>
     </w:p>
     <w:p>
@@ -1181,14 +1181,25 @@
         </w:numPr>
       </w:pPr>
       <w:r>
+        <w:t>Opiekunka wspólnoty (nikt nie zostaje sam)</w:t>
+      </w:r>
+    </w:p>
+    <w:p>
+      <w:pPr>
+        <w:numPr>
+          <w:ilvl w:val="0"/>
+          <w:numId w:val="7"/>
+        </w:numPr>
+      </w:pPr>
+      <w:r>
         <w:rPr>
           <w:b/>
           <w:bCs/>
         </w:rPr>
-        <w:t>Opiekunka wspólnoty</w:t>
-      </w:r>
-      <w:r>
-        <w:t xml:space="preserve"> (nikt nie zostaje sama)</w:t>
+        <w:t>Gwarant bezpieczeństwa</w:t>
+      </w:r>
+      <w:r>
+        <w:t xml:space="preserve"> (usługi, procedury, dostępność)</w:t>
       </w:r>
     </w:p>
     <w:p>
@@ -1203,25 +1214,7 @@
           <w:b/>
           <w:bCs/>
         </w:rPr>
-        <w:t>Gwarant bezpieczeństwa</w:t>
-      </w:r>
-      <w:r>
-        <w:t xml:space="preserve"> (usługi, procedury, dostępność)</w:t>
-      </w:r>
-    </w:p>
-    <w:p>
-      <w:pPr>
-        <w:numPr>
-          <w:ilvl w:val="0"/>
-          <w:numId w:val="7"/>
-        </w:numPr>
-      </w:pPr>
-      <w:r>
-        <w:rPr>
-          <w:b/>
-          <w:bCs/>
-        </w:rPr>
-        <w:t>Rzecznik słabszych</w:t>
+        <w:t>Rzeczniczka słabszych</w:t>
       </w:r>
       <w:r>
         <w:t xml:space="preserve"> (seniorzy, rodziny, wykluczeni)</w:t>
@@ -1703,7 +1696,7 @@
     </w:p>
     <w:p>
       <w:r>
-        <w:t>obojętność instytucji, wykluczenie, samotność, chaos w usługach publicznych, brak dostępności, cynizm, „radź sobie sama”, polityczki bez empatii.</w:t>
+        <w:t>obojętność instytucji, wykluczenie, samotność, chaos w usługach publicznych, brak dostępności, cynizm, „radź sobie sama”, polityki bez empatii.</w:t>
       </w:r>
     </w:p>
     <w:p/>
@@ -1824,13 +1817,7 @@
     </w:p>
     <w:p>
       <w:r>
-        <w:t>„Nikt nie zostaje sama</w:t>
-      </w:r>
-      <w:r>
-        <w:t xml:space="preserve"> – </w:t>
-      </w:r>
-      <w:r>
-        <w:t>bezpieczeństwo to codzienna praktyka, nie hasło.”</w:t>
+        <w:t>„Nikt nie zostaje sam – bezpieczeństwo to codzienna praktyka, nie hasło.”</w:t>
       </w:r>
     </w:p>
     <w:p/>
@@ -2306,13 +2293,7 @@
         <w:spacing w:before="10" w:after="20"/>
       </w:pPr>
       <w:r>
-        <w:t>„jesteśmy po to, by pomóc”, „dbamy o bezpieczeństwo”, „nikt nie zostaje sama”, „w razie potrzeby</w:t>
-      </w:r>
-      <w:r>
-        <w:t xml:space="preserve"> – </w:t>
-      </w:r>
-      <w:r>
-        <w:t>reagujemy”, „spokojnie, przeprowadzimy was przez to”, „pomoc jest blisko”.</w:t>
+        <w:t>„jesteśmy po to, by pomóc”, „dbamy o bezpieczeństwo”, „nikt nie zostaje sam”, „w razie potrzeby – reagujemy”, „spokojnie, przeprowadzimy was przez to”, „pomoc jest blisko”.</w:t>
       </w:r>
     </w:p>
     <w:p>
@@ -3213,7 +3194,7 @@
         <w:pStyle w:val="Nagwek2"/>
       </w:pPr>
       <w:r>
-        <w:t>6. Agenda tematyczna i ramowanie polityczka</w:t>
+        <w:t>6. Agenda tematyczna i ramowanie polityka</w:t>
       </w:r>
     </w:p>
     <w:p>
@@ -3243,7 +3224,7 @@
         </w:numPr>
       </w:pPr>
       <w:r>
-        <w:t>polityczki senioralna, opieka wytchnieniowa, usługi opiekuńcze</w:t>
+        <w:t>polityka senioralna, opieka wytchnieniowa, usługi opiekuńcze</w:t>
       </w:r>
     </w:p>
     <w:p>
@@ -3276,7 +3257,7 @@
         </w:numPr>
       </w:pPr>
       <w:r>
-        <w:t>polityczki mieszkaniowa „bezpieczeństwa bytowego”</w:t>
+        <w:t>polityka mieszkaniowa „bezpieczeństwa bytowego”</w:t>
       </w:r>
     </w:p>
     <w:p>
@@ -3877,7 +3858,7 @@
         </w:numPr>
       </w:pPr>
       <w:r>
-        <w:t>komunikuj „nikt nie zostaje sama” konkretem (kontakty, miejsca, terminy)</w:t>
+        <w:t>komunikuj „nikt nie zostaje sam” konkretem (kontakty, miejsca, terminy)</w:t>
       </w:r>
     </w:p>
     <w:p>
@@ -3990,7 +3971,7 @@
         </w:numPr>
       </w:pPr>
       <w:r>
-        <w:t>„Nikt nie zostaje sama z problemem.”</w:t>
+        <w:t>„Nikt nie zostaje sam z problemem.”</w:t>
       </w:r>
     </w:p>
     <w:p>

--- a/opisy_archetypow/opisy_Opiekunka.docx
+++ b/opisy_archetypow/opisy_Opiekunka.docx
@@ -1054,7 +1054,7 @@
     </w:p>
     <w:p>
       <w:r>
-        <w:t>W cieniu Opiekunka:</w:t>
+        <w:t>W cieniu Opiekunka bywa:</w:t>
       </w:r>
     </w:p>
     <w:p>
@@ -1098,7 +1098,7 @@
         </w:numPr>
       </w:pPr>
       <w:r>
-        <w:t>bywa naiwny wobec nadużyć</w:t>
+        <w:t>bywa naiwna wobec nadużyć</w:t>
       </w:r>
     </w:p>
     <w:p/>
